--- a/uploads/Proposta/Proposta_SEG SUMMIT_.docx
+++ b/uploads/Proposta/Proposta_SEG SUMMIT_.docx
@@ -1498,7 +1498,7 @@
           <w:i/>
           <w:iCs/>
         </w:rPr>
-        <w:t xml:space="preserve">25/05/2026</w:t>
+        <w:t xml:space="preserve">08/06/2026</w:t>
       </w:r>
     </w:p>
     <w:p>
